--- a/resume/roles/backend-engineer/Archit_Agrawal_Backend_Software_Engineer.docx
+++ b/resume/roles/backend-engineer/Archit_Agrawal_Backend_Software_Engineer.docx
@@ -570,39 +570,6 @@
     </w:p>
     <w:p>
       <w:pPr>
-        <w:spacing w:before="0" w:after="10" w:line="248" w:lineRule="exact"/>
-        <w:ind w:left="200" w:hanging="200"/>
-      </w:pPr>
-      <w:r>
-        <w:rPr>
-          <w:rFonts w:ascii="Lato" w:hAnsi="Lato" w:cs="Lato"/>
-          <w:sz w:val="21"/>
-          <w:szCs w:val="21"/>
-          <w:color w:val="111111"/>
-        </w:rPr>
-        <w:t xml:space="preserve">•</w:t>
-      </w:r>
-      <w:r>
-        <w:rPr>
-          <w:rFonts w:ascii="Lato" w:hAnsi="Lato" w:cs="Lato"/>
-          <w:sz w:val="21"/>
-          <w:szCs w:val="21"/>
-          <w:color w:val="111111"/>
-        </w:rPr>
-        <w:t xml:space="preserve">  </w:t>
-      </w:r>
-      <w:r>
-        <w:rPr>
-          <w:rFonts w:ascii="Lato" w:hAnsi="Lato" w:cs="Lato"/>
-          <w:sz w:val="21"/>
-          <w:szCs w:val="21"/>
-          <w:color w:val="111111"/>
-        </w:rPr>
-        <w:t xml:space="preserve">Enabled configuration-based college onboarding through tenant-scoped retrieval, keeping each college's documents within its own search boundary.</w:t>
-      </w:r>
-    </w:p>
-    <w:p>
-      <w:pPr>
         <w:keepNext/>
         <w:tabs>
           <w:tab w:val="right" w:pos="10656"/>
@@ -896,20 +863,20 @@
           <w:b/>
           <w:color w:val="111111"/>
         </w:rPr>
-        <w:t xml:space="preserve">Image Recognition as a Service</w:t>
-      </w:r>
-      <w:r>
-        <w:tab/>
-      </w:r>
-      <w:r>
-        <w:rPr>
-          <w:rFonts w:ascii="Lato" w:hAnsi="Lato" w:cs="Lato"/>
-          <w:sz w:val="21"/>
-          <w:szCs w:val="21"/>
-          <w:b/>
-          <w:color w:val="111111"/>
-        </w:rPr>
-        <w:t xml:space="preserve">01/2024 - 02/2024</w:t>
+        <w:t xml:space="preserve">Serverless Document Pipeline</w:t>
+      </w:r>
+      <w:r>
+        <w:tab/>
+      </w:r>
+      <w:r>
+        <w:rPr>
+          <w:rFonts w:ascii="Lato" w:hAnsi="Lato" w:cs="Lato"/>
+          <w:sz w:val="21"/>
+          <w:szCs w:val="21"/>
+          <w:b/>
+          <w:color w:val="111111"/>
+        </w:rPr>
+        <w:t xml:space="preserve">03/2024 - 04/2024</w:t>
       </w:r>
     </w:p>
     <w:p>
@@ -942,7 +909,7 @@
           <w:szCs w:val="21"/>
           <w:color w:val="111111"/>
         </w:rPr>
-        <w:t xml:space="preserve">Built an AWS EC2/SQS image-processing service with queue-based scaling, asynchronous results and idempotent workers for safe message retries.</w:t>
+        <w:t xml:space="preserve">Built a serverless document pipeline on AWS Lambda, API Gateway, S3 and DynamoDB with a React frontend, handling 1,000+ concurrent requests at 99.9% uptime.</w:t>
       </w:r>
     </w:p>
     <w:p>
@@ -976,16 +943,16 @@
           <w:b/>
           <w:color w:val="111111"/>
         </w:rPr>
-        <w:t xml:space="preserve">Languages &amp; APIs: </w:t>
-      </w:r>
-      <w:r>
-        <w:rPr>
-          <w:rFonts w:ascii="Lato" w:hAnsi="Lato" w:cs="Lato"/>
-          <w:sz w:val="21"/>
-          <w:szCs w:val="21"/>
-          <w:color w:val="111111"/>
-        </w:rPr>
-        <w:t xml:space="preserve">Python, TypeScript, SQL, C#, NestJS, FastAPI, Node.js, .NET 8, REST, WebSockets</w:t>
+        <w:t xml:space="preserve">Languages &amp; Frameworks: </w:t>
+      </w:r>
+      <w:r>
+        <w:rPr>
+          <w:rFonts w:ascii="Lato" w:hAnsi="Lato" w:cs="Lato"/>
+          <w:sz w:val="21"/>
+          <w:szCs w:val="21"/>
+          <w:color w:val="111111"/>
+        </w:rPr>
+        <w:t xml:space="preserve">Python, TypeScript, Java, C#, SQL, Node.js, NestJS, FastAPI, Django, Flask, .NET 8</w:t>
       </w:r>
     </w:p>
     <w:p>
@@ -1009,7 +976,7 @@
           <w:szCs w:val="21"/>
           <w:color w:val="111111"/>
         </w:rPr>
-        <w:t xml:space="preserve">PostgreSQL, Redis, DuckDB, Firestore, AWS SQS, RabbitMQ, S3</w:t>
+        <w:t xml:space="preserve">PostgreSQL, MySQL, Redis, DynamoDB, Firestore, AWS SQS, RabbitMQ, S3</w:t>
       </w:r>
     </w:p>
     <w:p>
@@ -1033,31 +1000,31 @@
           <w:szCs w:val="21"/>
           <w:color w:val="111111"/>
         </w:rPr>
-        <w:t xml:space="preserve">Distributed systems, idempotency, concurrency control, caching, circuit breakers, OpenTelemetry</w:t>
-      </w:r>
-    </w:p>
-    <w:p>
-      <w:pPr>
-        <w:spacing w:before="0" w:after="10" w:line="248" w:lineRule="exact"/>
-      </w:pPr>
-      <w:r>
-        <w:rPr>
-          <w:rFonts w:ascii="Lato" w:hAnsi="Lato" w:cs="Lato"/>
-          <w:sz w:val="21"/>
-          <w:szCs w:val="21"/>
-          <w:b/>
-          <w:color w:val="111111"/>
-        </w:rPr>
-        <w:t xml:space="preserve">Cloud &amp; Delivery: </w:t>
-      </w:r>
-      <w:r>
-        <w:rPr>
-          <w:rFonts w:ascii="Lato" w:hAnsi="Lato" w:cs="Lato"/>
-          <w:sz w:val="21"/>
-          <w:szCs w:val="21"/>
-          <w:color w:val="111111"/>
-        </w:rPr>
-        <w:t xml:space="preserve">AWS (Step Functions, Lambda, CDK), GCP Cloud Run, Docker, Kubernetes, CI/CD, pytest, Locust</w:t>
+        <w:t xml:space="preserve">Microservices, REST APIs, distributed systems, event-driven design, idempotency, caching, OpenTelemetry</w:t>
+      </w:r>
+    </w:p>
+    <w:p>
+      <w:pPr>
+        <w:spacing w:before="0" w:after="10" w:line="248" w:lineRule="exact"/>
+      </w:pPr>
+      <w:r>
+        <w:rPr>
+          <w:rFonts w:ascii="Lato" w:hAnsi="Lato" w:cs="Lato"/>
+          <w:sz w:val="21"/>
+          <w:szCs w:val="21"/>
+          <w:b/>
+          <w:color w:val="111111"/>
+        </w:rPr>
+        <w:t xml:space="preserve">Cloud &amp; DevOps: </w:t>
+      </w:r>
+      <w:r>
+        <w:rPr>
+          <w:rFonts w:ascii="Lato" w:hAnsi="Lato" w:cs="Lato"/>
+          <w:sz w:val="21"/>
+          <w:szCs w:val="21"/>
+          <w:color w:val="111111"/>
+        </w:rPr>
+        <w:t xml:space="preserve">AWS (Lambda, API Gateway, Step Functions, CDK), GCP, Docker, Kubernetes, GitHub Actions, CI/CD, Locust</w:t>
       </w:r>
     </w:p>
     <w:p>
